--- a/desktop_app/backend/documents/sim_change_form/00_MAU_PHIEU_THAY_DOI_DICH_VU_TRA_TRUOC.docx
+++ b/desktop_app/backend/documents/sim_change_form/00_MAU_PHIEU_THAY_DOI_DICH_VU_TRA_TRUOC.docx
@@ -1085,10 +1085,10 @@
         <w:tblLook w:noHBand="0" w:noVBand="1" w:firstColumn="1" w:lastRow="0" w:lastColumn="0" w:firstRow="1" w:val="04a0"/>
       </w:tblPr>
       <w:tblGrid>
-        <w:gridCol w:w="720"/>
-        <w:gridCol w:w="4666"/>
-        <w:gridCol w:w="818"/>
-        <w:gridCol w:w="4568"/>
+        <w:gridCol w:w="718"/>
+        <w:gridCol w:w="4668"/>
+        <w:gridCol w:w="816"/>
+        <w:gridCol w:w="4570"/>
       </w:tblGrid>
       <w:tr>
         <w:trPr>
@@ -1097,7 +1097,7 @@
         </w:trPr>
         <w:tc>
           <w:tcPr>
-            <w:tcW w:w="720" w:type="dxa"/>
+            <w:tcW w:w="718" w:type="dxa"/>
             <w:tcBorders>
               <w:top w:val="single" w:sz="4" w:space="0" w:color="000000"/>
               <w:start w:val="single" w:sz="4" w:space="0" w:color="000000"/>
@@ -1129,7 +1129,7 @@
         </w:tc>
         <w:tc>
           <w:tcPr>
-            <w:tcW w:w="4666" w:type="dxa"/>
+            <w:tcW w:w="4668" w:type="dxa"/>
             <w:tcBorders>
               <w:top w:val="single" w:sz="4" w:space="0" w:color="000000"/>
               <w:start w:val="single" w:sz="4" w:space="0" w:color="000000"/>
@@ -1160,7 +1160,7 @@
         </w:tc>
         <w:tc>
           <w:tcPr>
-            <w:tcW w:w="818" w:type="dxa"/>
+            <w:tcW w:w="816" w:type="dxa"/>
             <w:tcBorders>
               <w:top w:val="single" w:sz="4" w:space="0" w:color="000000"/>
               <w:start w:val="single" w:sz="4" w:space="0" w:color="000000"/>
@@ -1192,7 +1192,7 @@
         </w:tc>
         <w:tc>
           <w:tcPr>
-            <w:tcW w:w="4568" w:type="dxa"/>
+            <w:tcW w:w="4570" w:type="dxa"/>
             <w:tcBorders>
               <w:top w:val="single" w:sz="4" w:space="0" w:color="000000"/>
               <w:start w:val="single" w:sz="4" w:space="0" w:color="000000"/>
@@ -1229,7 +1229,7 @@
         </w:trPr>
         <w:tc>
           <w:tcPr>
-            <w:tcW w:w="720" w:type="dxa"/>
+            <w:tcW w:w="718" w:type="dxa"/>
             <w:tcBorders>
               <w:top w:val="single" w:sz="4" w:space="0" w:color="000000"/>
               <w:start w:val="single" w:sz="4" w:space="0" w:color="000000"/>
@@ -1261,7 +1261,7 @@
         </w:tc>
         <w:tc>
           <w:tcPr>
-            <w:tcW w:w="4666" w:type="dxa"/>
+            <w:tcW w:w="4668" w:type="dxa"/>
             <w:tcBorders>
               <w:top w:val="single" w:sz="4" w:space="0" w:color="000000"/>
               <w:start w:val="single" w:sz="4" w:space="0" w:color="000000"/>
@@ -1292,7 +1292,7 @@
         </w:tc>
         <w:tc>
           <w:tcPr>
-            <w:tcW w:w="818" w:type="dxa"/>
+            <w:tcW w:w="816" w:type="dxa"/>
             <w:tcBorders>
               <w:top w:val="single" w:sz="4" w:space="0" w:color="000000"/>
               <w:start w:val="single" w:sz="4" w:space="0" w:color="000000"/>
@@ -1324,7 +1324,7 @@
         </w:tc>
         <w:tc>
           <w:tcPr>
-            <w:tcW w:w="4568" w:type="dxa"/>
+            <w:tcW w:w="4570" w:type="dxa"/>
             <w:tcBorders>
               <w:top w:val="single" w:sz="4" w:space="0" w:color="000000"/>
               <w:start w:val="single" w:sz="4" w:space="0" w:color="000000"/>
@@ -1361,7 +1361,7 @@
         </w:trPr>
         <w:tc>
           <w:tcPr>
-            <w:tcW w:w="720" w:type="dxa"/>
+            <w:tcW w:w="718" w:type="dxa"/>
             <w:tcBorders>
               <w:top w:val="single" w:sz="4" w:space="0" w:color="000000"/>
               <w:start w:val="single" w:sz="4" w:space="0" w:color="000000"/>
@@ -1393,7 +1393,7 @@
         </w:tc>
         <w:tc>
           <w:tcPr>
-            <w:tcW w:w="4666" w:type="dxa"/>
+            <w:tcW w:w="4668" w:type="dxa"/>
             <w:tcBorders>
               <w:top w:val="single" w:sz="4" w:space="0" w:color="000000"/>
               <w:start w:val="single" w:sz="4" w:space="0" w:color="000000"/>
@@ -1424,7 +1424,7 @@
         </w:tc>
         <w:tc>
           <w:tcPr>
-            <w:tcW w:w="818" w:type="dxa"/>
+            <w:tcW w:w="816" w:type="dxa"/>
             <w:tcBorders>
               <w:top w:val="single" w:sz="4" w:space="0" w:color="000000"/>
               <w:start w:val="single" w:sz="4" w:space="0" w:color="000000"/>
@@ -1456,7 +1456,7 @@
         </w:tc>
         <w:tc>
           <w:tcPr>
-            <w:tcW w:w="4568" w:type="dxa"/>
+            <w:tcW w:w="4570" w:type="dxa"/>
             <w:tcBorders>
               <w:top w:val="single" w:sz="4" w:space="0" w:color="000000"/>
               <w:start w:val="single" w:sz="4" w:space="0" w:color="000000"/>
@@ -1560,12 +1560,12 @@
         <w:tblLook w:noHBand="0" w:noVBand="1" w:firstColumn="1" w:lastRow="0" w:lastColumn="0" w:firstRow="1" w:val="04a0"/>
       </w:tblPr>
       <w:tblGrid>
-        <w:gridCol w:w="720"/>
-        <w:gridCol w:w="2869"/>
+        <w:gridCol w:w="718"/>
+        <w:gridCol w:w="2871"/>
         <w:gridCol w:w="1796"/>
-        <w:gridCol w:w="819"/>
-        <w:gridCol w:w="976"/>
-        <w:gridCol w:w="3592"/>
+        <w:gridCol w:w="817"/>
+        <w:gridCol w:w="977"/>
+        <w:gridCol w:w="3593"/>
       </w:tblGrid>
       <w:tr>
         <w:trPr>
@@ -1574,7 +1574,7 @@
         </w:trPr>
         <w:tc>
           <w:tcPr>
-            <w:tcW w:w="720" w:type="dxa"/>
+            <w:tcW w:w="718" w:type="dxa"/>
             <w:tcBorders>
               <w:top w:val="single" w:sz="4" w:space="0" w:color="000000"/>
               <w:start w:val="single" w:sz="4" w:space="0" w:color="000000"/>
@@ -1606,7 +1606,7 @@
         </w:tc>
         <w:tc>
           <w:tcPr>
-            <w:tcW w:w="4665" w:type="dxa"/>
+            <w:tcW w:w="4667" w:type="dxa"/>
             <w:gridSpan w:val="2"/>
             <w:tcBorders>
               <w:top w:val="single" w:sz="4" w:space="0" w:color="000000"/>
@@ -1638,7 +1638,7 @@
         </w:tc>
         <w:tc>
           <w:tcPr>
-            <w:tcW w:w="819" w:type="dxa"/>
+            <w:tcW w:w="817" w:type="dxa"/>
             <w:tcBorders>
               <w:top w:val="single" w:sz="4" w:space="0" w:color="000000"/>
               <w:start w:val="single" w:sz="4" w:space="0" w:color="000000"/>
@@ -1670,7 +1670,7 @@
         </w:tc>
         <w:tc>
           <w:tcPr>
-            <w:tcW w:w="4568" w:type="dxa"/>
+            <w:tcW w:w="4570" w:type="dxa"/>
             <w:gridSpan w:val="2"/>
             <w:tcBorders>
               <w:top w:val="single" w:sz="4" w:space="0" w:color="000000"/>
@@ -1708,7 +1708,7 @@
         </w:trPr>
         <w:tc>
           <w:tcPr>
-            <w:tcW w:w="720" w:type="dxa"/>
+            <w:tcW w:w="718" w:type="dxa"/>
             <w:tcBorders>
               <w:top w:val="single" w:sz="4" w:space="0" w:color="000000"/>
               <w:start w:val="single" w:sz="4" w:space="0" w:color="000000"/>
@@ -1740,7 +1740,7 @@
         </w:tc>
         <w:tc>
           <w:tcPr>
-            <w:tcW w:w="4665" w:type="dxa"/>
+            <w:tcW w:w="4667" w:type="dxa"/>
             <w:gridSpan w:val="2"/>
             <w:tcBorders>
               <w:top w:val="single" w:sz="4" w:space="0" w:color="000000"/>
@@ -1772,7 +1772,7 @@
         </w:tc>
         <w:tc>
           <w:tcPr>
-            <w:tcW w:w="819" w:type="dxa"/>
+            <w:tcW w:w="817" w:type="dxa"/>
             <w:tcBorders>
               <w:top w:val="single" w:sz="4" w:space="0" w:color="000000"/>
               <w:start w:val="single" w:sz="4" w:space="0" w:color="000000"/>
@@ -1804,7 +1804,7 @@
         </w:tc>
         <w:tc>
           <w:tcPr>
-            <w:tcW w:w="4568" w:type="dxa"/>
+            <w:tcW w:w="4570" w:type="dxa"/>
             <w:gridSpan w:val="2"/>
             <w:tcBorders>
               <w:top w:val="single" w:sz="4" w:space="0" w:color="000000"/>
@@ -1842,7 +1842,7 @@
         </w:trPr>
         <w:tc>
           <w:tcPr>
-            <w:tcW w:w="720" w:type="dxa"/>
+            <w:tcW w:w="718" w:type="dxa"/>
             <w:tcBorders>
               <w:top w:val="single" w:sz="4" w:space="0" w:color="000000"/>
               <w:start w:val="single" w:sz="4" w:space="0" w:color="000000"/>
@@ -1874,7 +1874,7 @@
         </w:tc>
         <w:tc>
           <w:tcPr>
-            <w:tcW w:w="4665" w:type="dxa"/>
+            <w:tcW w:w="4667" w:type="dxa"/>
             <w:gridSpan w:val="2"/>
             <w:tcBorders>
               <w:top w:val="single" w:sz="4" w:space="0" w:color="000000"/>
@@ -1906,7 +1906,7 @@
         </w:tc>
         <w:tc>
           <w:tcPr>
-            <w:tcW w:w="819" w:type="dxa"/>
+            <w:tcW w:w="817" w:type="dxa"/>
             <w:tcBorders>
               <w:top w:val="single" w:sz="4" w:space="0" w:color="000000"/>
               <w:start w:val="single" w:sz="4" w:space="0" w:color="000000"/>
@@ -1938,7 +1938,7 @@
         </w:tc>
         <w:tc>
           <w:tcPr>
-            <w:tcW w:w="4568" w:type="dxa"/>
+            <w:tcW w:w="4570" w:type="dxa"/>
             <w:gridSpan w:val="2"/>
             <w:tcBorders>
               <w:top w:val="single" w:sz="4" w:space="0" w:color="000000"/>
@@ -2039,7 +2039,7 @@
         </w:tc>
         <w:tc>
           <w:tcPr>
-            <w:tcW w:w="3591" w:type="dxa"/>
+            <w:tcW w:w="3590" w:type="dxa"/>
             <w:gridSpan w:val="3"/>
             <w:tcBorders/>
             <w:vAlign w:val="center"/>
@@ -2077,7 +2077,7 @@
         </w:tc>
         <w:tc>
           <w:tcPr>
-            <w:tcW w:w="3592" w:type="dxa"/>
+            <w:tcW w:w="3593" w:type="dxa"/>
             <w:tcBorders/>
             <w:vAlign w:val="center"/>
           </w:tcPr>
@@ -2819,7 +2819,7 @@
       </w:tr>
       <w:tr>
         <w:trPr>
-          <w:trHeight w:val="1506" w:hRule="atLeast"/>
+          <w:trHeight w:val="515" w:hRule="atLeast"/>
           <w:cantSplit/>
         </w:trPr>
         <w:tc>
@@ -2836,26 +2836,20 @@
               <w:spacing w:lineRule="auto" w:line="240" w:before="0" w:after="0"/>
               <w:jc w:val="center"/>
               <w:rPr>
-                <w:rFonts w:ascii="Times New Roman" w:hAnsi="Times New Roman" w:eastAsia="Times New Roman" w:cs="Times New Roman"/>
-                <w:b w:val="false"/>
-                <w:i/>
-                <w:color w:val="000000"/>
+                <w:sz w:val="36"/>
+                <w:szCs w:val="36"/>
               </w:rPr>
             </w:pPr>
             <w:r>
               <w:rPr>
-                <w:rFonts w:eastAsia="Times New Roman" w:cs="Times New Roman"/>
-                <w:b w:val="false"/>
-                <w:i/>
-                <w:color w:val="000000"/>
+                <w:sz w:val="36"/>
+                <w:szCs w:val="36"/>
               </w:rPr>
             </w:r>
           </w:p>
           <w:p>
             <w:pPr>
               <w:pStyle w:val="Normal"/>
-              <w:keepNext w:val="true"/>
-              <w:keepLines/>
               <w:widowControl/>
               <w:spacing w:lineRule="auto" w:line="240" w:before="0" w:after="0"/>
               <w:jc w:val="center"/>
@@ -2876,25 +2870,13 @@
               <w:t>{{ customer_signature_given_name }}</w:t>
             </w:r>
           </w:p>
-        </w:tc>
-        <w:tc>
-          <w:tcPr>
-            <w:tcW w:w="5386" w:type="dxa"/>
-            <w:tcBorders/>
-          </w:tcPr>
           <w:p>
             <w:pPr>
               <w:pStyle w:val="Normal"/>
-              <w:keepNext w:val="true"/>
-              <w:keepLines/>
               <w:widowControl/>
               <w:spacing w:lineRule="auto" w:line="240" w:before="0" w:after="0"/>
               <w:jc w:val="center"/>
               <w:rPr>
-                <w:rFonts w:ascii="Great Vibes" w:hAnsi="Great Vibes" w:eastAsia="Great Vibes" w:cs="Great Vibes"/>
-                <w:b w:val="false"/>
-                <w:i w:val="false"/>
-                <w:color w:val="000000"/>
                 <w:sz w:val="36"/>
                 <w:szCs w:val="36"/>
               </w:rPr>
@@ -2910,45 +2892,6 @@
               </w:rPr>
             </w:r>
           </w:p>
-          <w:p>
-            <w:pPr>
-              <w:pStyle w:val="Normal"/>
-              <w:widowControl/>
-              <w:spacing w:lineRule="auto" w:line="240" w:before="0" w:after="0"/>
-              <w:jc w:val="center"/>
-              <w:rPr>
-                <w:rFonts w:ascii="Great Vibes" w:hAnsi="Great Vibes" w:eastAsia="Great Vibes" w:cs="Great Vibes"/>
-                <w:b w:val="false"/>
-                <w:i w:val="false"/>
-                <w:color w:val="000000"/>
-                <w:sz w:val="36"/>
-                <w:szCs w:val="36"/>
-              </w:rPr>
-            </w:pPr>
-            <w:r>
-              <w:rPr>
-                <w:rFonts w:eastAsia="Great Vibes" w:cs="Great Vibes" w:ascii="Great Vibes" w:hAnsi="Great Vibes"/>
-                <w:b w:val="false"/>
-                <w:i w:val="false"/>
-                <w:color w:val="000000"/>
-                <w:sz w:val="36"/>
-                <w:szCs w:val="36"/>
-              </w:rPr>
-              <w:t>{{ provider_representative_given_name }}</w:t>
-            </w:r>
-          </w:p>
-        </w:tc>
-      </w:tr>
-      <w:tr>
-        <w:trPr>
-          <w:trHeight w:val="336" w:hRule="atLeast"/>
-          <w:cantSplit/>
-        </w:trPr>
-        <w:tc>
-          <w:tcPr>
-            <w:tcW w:w="5386" w:type="dxa"/>
-            <w:tcBorders/>
-          </w:tcPr>
           <w:p>
             <w:pPr>
               <w:pStyle w:val="Normal"/>
@@ -2985,6 +2928,10 @@
               <w:spacing w:lineRule="auto" w:line="240" w:before="0" w:after="0"/>
               <w:jc w:val="center"/>
               <w:rPr>
+                <w:rFonts w:ascii="Great Vibes" w:hAnsi="Great Vibes" w:eastAsia="Great Vibes" w:cs="Great Vibes"/>
+                <w:b w:val="false"/>
+                <w:i w:val="false"/>
+                <w:color w:val="000000"/>
                 <w:sz w:val="36"/>
                 <w:szCs w:val="36"/>
               </w:rPr>
@@ -2998,7 +2945,54 @@
                 <w:sz w:val="36"/>
                 <w:szCs w:val="36"/>
               </w:rPr>
-              <w:t>{{ provider_representative }}</w:t>
+              <w:t>{{ provider_representative_signature_given_name }}</w:t>
+            </w:r>
+          </w:p>
+          <w:p>
+            <w:pPr>
+              <w:pStyle w:val="Normal"/>
+              <w:widowControl/>
+              <w:spacing w:lineRule="auto" w:line="240" w:before="0" w:after="0"/>
+              <w:jc w:val="center"/>
+              <w:rPr>
+                <w:rFonts w:ascii="Great Vibes" w:hAnsi="Great Vibes" w:eastAsia="Great Vibes" w:cs="Great Vibes"/>
+                <w:b w:val="false"/>
+                <w:i w:val="false"/>
+                <w:color w:val="000000"/>
+                <w:sz w:val="36"/>
+                <w:szCs w:val="36"/>
+              </w:rPr>
+            </w:pPr>
+            <w:r>
+              <w:rPr>
+                <w:rFonts w:eastAsia="Great Vibes" w:cs="Great Vibes" w:ascii="Great Vibes" w:hAnsi="Great Vibes"/>
+                <w:b w:val="false"/>
+                <w:i w:val="false"/>
+                <w:color w:val="000000"/>
+                <w:sz w:val="36"/>
+                <w:szCs w:val="36"/>
+              </w:rPr>
+            </w:r>
+          </w:p>
+          <w:p>
+            <w:pPr>
+              <w:pStyle w:val="Normal"/>
+              <w:widowControl/>
+              <w:spacing w:lineRule="auto" w:line="240" w:before="0" w:after="0"/>
+              <w:jc w:val="center"/>
+              <w:rPr>
+                <w:sz w:val="24"/>
+                <w:szCs w:val="24"/>
+              </w:rPr>
+            </w:pPr>
+            <w:r>
+              <w:rPr>
+                <w:rFonts w:eastAsia="Times New Roman" w:cs="Times New Roman"/>
+                <w:b/>
+                <w:sz w:val="24"/>
+                <w:szCs w:val="24"/>
+              </w:rPr>
+              <w:t>{{ provider_representative_signature }}</w:t>
             </w:r>
           </w:p>
         </w:tc>
@@ -3123,7 +3117,7 @@
       </w:tr>
       <w:tr>
         <w:trPr>
-          <w:trHeight w:val="1335" w:hRule="atLeast"/>
+          <w:trHeight w:val="845" w:hRule="atLeast"/>
           <w:cantSplit/>
         </w:trPr>
         <w:tc>
@@ -3131,34 +3125,6 @@
             <w:tcW w:w="5386" w:type="dxa"/>
             <w:tcBorders/>
           </w:tcPr>
-          <w:p>
-            <w:pPr>
-              <w:pStyle w:val="Normal"/>
-              <w:keepNext w:val="true"/>
-              <w:keepLines/>
-              <w:widowControl/>
-              <w:spacing w:lineRule="auto" w:line="240" w:before="0" w:after="0"/>
-              <w:jc w:val="center"/>
-              <w:rPr>
-                <w:rFonts w:ascii="Great Vibes" w:hAnsi="Great Vibes" w:eastAsia="Great Vibes" w:cs="Great Vibes"/>
-                <w:b w:val="false"/>
-                <w:i w:val="false"/>
-                <w:color w:val="000000"/>
-                <w:sz w:val="36"/>
-                <w:szCs w:val="36"/>
-              </w:rPr>
-            </w:pPr>
-            <w:r>
-              <w:rPr>
-                <w:rFonts w:eastAsia="Great Vibes" w:cs="Great Vibes" w:ascii="Great Vibes" w:hAnsi="Great Vibes"/>
-                <w:b w:val="false"/>
-                <w:i w:val="false"/>
-                <w:color w:val="000000"/>
-                <w:sz w:val="36"/>
-                <w:szCs w:val="36"/>
-              </w:rPr>
-            </w:r>
-          </w:p>
           <w:p>
             <w:pPr>
               <w:pStyle w:val="Normal"/>
@@ -3452,7 +3418,7 @@
         <wp:inline distT="0" distB="0" distL="0" distR="0">
           <wp:extent cx="6840220" cy="457835"/>
           <wp:effectExtent l="0" t="0" r="0" b="0"/>
-          <wp:docPr id="7" name="Image5"/>
+          <wp:docPr id="7" name="Image6"/>
           <wp:cNvGraphicFramePr>
             <a:graphicFrameLocks xmlns:a="http://schemas.openxmlformats.org/drawingml/2006/main" noChangeAspect="1"/>
           </wp:cNvGraphicFramePr>
@@ -3460,7 +3426,7 @@
             <a:graphicData uri="http://schemas.openxmlformats.org/drawingml/2006/picture">
               <pic:pic xmlns:pic="http://schemas.openxmlformats.org/drawingml/2006/picture">
                 <pic:nvPicPr>
-                  <pic:cNvPr id="7" name="Image5"/>
+                  <pic:cNvPr id="7" name="Image6"/>
                   <pic:cNvPicPr>
                     <a:picLocks noChangeAspect="1" noChangeArrowheads="1"/>
                   </pic:cNvPicPr>
@@ -3507,7 +3473,7 @@
         <wp:inline distT="0" distB="0" distL="0" distR="0">
           <wp:extent cx="6840220" cy="457835"/>
           <wp:effectExtent l="0" t="0" r="0" b="0"/>
-          <wp:docPr id="8" name="Image5"/>
+          <wp:docPr id="8" name="Image6"/>
           <wp:cNvGraphicFramePr>
             <a:graphicFrameLocks xmlns:a="http://schemas.openxmlformats.org/drawingml/2006/main" noChangeAspect="1"/>
           </wp:cNvGraphicFramePr>
@@ -3515,7 +3481,7 @@
             <a:graphicData uri="http://schemas.openxmlformats.org/drawingml/2006/picture">
               <pic:pic xmlns:pic="http://schemas.openxmlformats.org/drawingml/2006/picture">
                 <pic:nvPicPr>
-                  <pic:cNvPr id="8" name="Image5"/>
+                  <pic:cNvPr id="8" name="Image6"/>
                   <pic:cNvPicPr>
                     <a:picLocks noChangeAspect="1" noChangeArrowheads="1"/>
                   </pic:cNvPicPr>
@@ -3576,7 +3542,7 @@
         <wp:inline distT="0" distB="0" distL="0" distR="0">
           <wp:extent cx="6840220" cy="457835"/>
           <wp:effectExtent l="0" t="0" r="0" b="0"/>
-          <wp:docPr id="11" name="Image7"/>
+          <wp:docPr id="11" name="Image9"/>
           <wp:cNvGraphicFramePr>
             <a:graphicFrameLocks xmlns:a="http://schemas.openxmlformats.org/drawingml/2006/main" noChangeAspect="1"/>
           </wp:cNvGraphicFramePr>
@@ -3584,7 +3550,7 @@
             <a:graphicData uri="http://schemas.openxmlformats.org/drawingml/2006/picture">
               <pic:pic xmlns:pic="http://schemas.openxmlformats.org/drawingml/2006/picture">
                 <pic:nvPicPr>
-                  <pic:cNvPr id="11" name="Image7"/>
+                  <pic:cNvPr id="11" name="Image9"/>
                   <pic:cNvPicPr>
                     <a:picLocks noChangeAspect="1" noChangeArrowheads="1"/>
                   </pic:cNvPicPr>
@@ -3631,7 +3597,7 @@
         <wp:inline distT="0" distB="0" distL="0" distR="0">
           <wp:extent cx="6840220" cy="457835"/>
           <wp:effectExtent l="0" t="0" r="0" b="0"/>
-          <wp:docPr id="12" name="Image7"/>
+          <wp:docPr id="12" name="Image9"/>
           <wp:cNvGraphicFramePr>
             <a:graphicFrameLocks xmlns:a="http://schemas.openxmlformats.org/drawingml/2006/main" noChangeAspect="1"/>
           </wp:cNvGraphicFramePr>
@@ -3639,7 +3605,7 @@
             <a:graphicData uri="http://schemas.openxmlformats.org/drawingml/2006/picture">
               <pic:pic xmlns:pic="http://schemas.openxmlformats.org/drawingml/2006/picture">
                 <pic:nvPicPr>
-                  <pic:cNvPr id="12" name="Image7"/>
+                  <pic:cNvPr id="12" name="Image9"/>
                   <pic:cNvPicPr>
                     <a:picLocks noChangeAspect="1" noChangeArrowheads="1"/>
                   </pic:cNvPicPr>
@@ -5774,18 +5740,6 @@
       <w:spacing w:val="5"/>
     </w:rPr>
   </w:style>
-  <w:style w:type="character" w:styleId="FootnoteCharactersuser">
-    <w:name w:val="Footnote Characters (user)"/>
-    <w:basedOn w:val="DefaultParagraphFont"/>
-    <w:qFormat/>
-    <w:rPr>
-      <w:i/>
-      <w:iCs/>
-      <w:sz w:val="24"/>
-      <w:szCs w:val="24"/>
-      <w:vertAlign w:val="superscript"/>
-    </w:rPr>
-  </w:style>
   <w:style w:type="character" w:styleId="FootnoteCharacters">
     <w:name w:val="Footnote Characters"/>
     <w:qFormat/>
@@ -5797,6 +5751,17 @@
       <w:vertAlign w:val="superscript"/>
     </w:rPr>
   </w:style>
+  <w:style w:type="character" w:styleId="FootnoteCharactersuser">
+    <w:name w:val="Footnote Characters (user)"/>
+    <w:qFormat/>
+    <w:rPr>
+      <w:i/>
+      <w:iCs/>
+      <w:sz w:val="24"/>
+      <w:szCs w:val="24"/>
+      <w:vertAlign w:val="superscript"/>
+    </w:rPr>
+  </w:style>
   <w:style w:type="character" w:styleId="FootnoteReference">
     <w:name w:val="footnote reference"/>
     <w:rPr>
@@ -5807,6 +5772,13 @@
       <w:vertAlign w:val="superscript"/>
     </w:rPr>
   </w:style>
+  <w:style w:type="character" w:styleId="EndnoteCharactersuser">
+    <w:name w:val="Endnote Characters (user)"/>
+    <w:qFormat/>
+    <w:rPr>
+      <w:vertAlign w:val="superscript"/>
+    </w:rPr>
+  </w:style>
   <w:style w:type="character" w:styleId="EndnoteCharacters">
     <w:name w:val="Endnote Characters"/>
     <w:qFormat/>
@@ -5819,11 +5791,6 @@
     <w:rPr>
       <w:vertAlign w:val="superscript"/>
     </w:rPr>
-  </w:style>
-  <w:style w:type="character" w:styleId="EndnoteCharactersuser">
-    <w:name w:val="Endnote Characters (user)"/>
-    <w:qFormat/>
-    <w:rPr/>
   </w:style>
   <w:style w:type="paragraph" w:styleId="Heading">
     <w:name w:val="Heading"/>

--- a/desktop_app/backend/documents/sim_change_form/00_MAU_PHIEU_THAY_DOI_DICH_VU_TRA_TRUOC.docx
+++ b/desktop_app/backend/documents/sim_change_form/00_MAU_PHIEU_THAY_DOI_DICH_VU_TRA_TRUOC.docx
@@ -2920,6 +2920,12 @@
           <w:tcPr>
             <w:tcW w:w="5386" w:type="dxa"/>
             <w:tcBorders/>
+            <w:tcMar>
+              <w:top w:type="dxa" w:w="0"/>
+              <w:left w:type="dxa" w:w="0"/>
+              <w:bottom w:type="dxa" w:w="0"/>
+              <w:right w:type="dxa" w:w="0"/>
+            </w:tcMar>
           </w:tcPr>
           <w:p>
             <w:pPr>
@@ -3124,6 +3130,12 @@
           <w:tcPr>
             <w:tcW w:w="5386" w:type="dxa"/>
             <w:tcBorders/>
+            <w:tcMar>
+              <w:top w:type="dxa" w:w="0"/>
+              <w:left w:type="dxa" w:w="0"/>
+              <w:bottom w:type="dxa" w:w="0"/>
+              <w:right w:type="dxa" w:w="0"/>
+            </w:tcMar>
           </w:tcPr>
           <w:p>
             <w:pPr>

--- a/desktop_app/backend/documents/sim_change_form/00_MAU_PHIEU_THAY_DOI_DICH_VU_TRA_TRUOC.docx
+++ b/desktop_app/backend/documents/sim_change_form/00_MAU_PHIEU_THAY_DOI_DICH_VU_TRA_TRUOC.docx
@@ -208,23 +208,21 @@
             </w:tcBorders>
           </w:tcPr>
           <w:p>
-            <w:pPr>
-              <w:pStyle w:val="Normal"/>
-              <w:widowControl/>
-              <w:spacing w:lineRule="auto" w:line="276" w:before="57" w:after="57"/>
-              <w:rPr>
-                <w:sz w:val="24"/>
-                <w:szCs w:val="24"/>
-              </w:rPr>
-            </w:pPr>
             <w:r>
               <w:rPr>
+                <w:b w:val="0"/>
                 <w:sz w:val="24"/>
-                <w:szCs w:val="24"/>
               </w:rPr>
               <w:t>Tên cơ quan, tổ chức hoặc cá nhân (viết in hoa):</w:t>
               <w:br/>
-              <w:t>............................</w:t>
+            </w:r>
+            <w:r>
+              <w:rPr>
+                <w:rFonts w:ascii="JetBrainsMono NF ExtraBold" w:hAnsi="JetBrainsMono NF ExtraBold" w:eastAsia="JetBrainsMono NF ExtraBold" w:cs="JetBrainsMono NF ExtraBold"/>
+                <w:b w:val="0"/>
+                <w:sz w:val="24"/>
+              </w:rPr>
+              <w:t>{{sim_customer_new_name}}</w:t>
             </w:r>
           </w:p>
         </w:tc>
@@ -290,23 +288,21 @@
             </w:tcBorders>
           </w:tcPr>
           <w:p>
-            <w:pPr>
-              <w:pStyle w:val="Normal"/>
-              <w:widowControl/>
-              <w:spacing w:lineRule="auto" w:line="276" w:before="57" w:after="57"/>
-              <w:rPr>
-                <w:sz w:val="24"/>
-                <w:szCs w:val="24"/>
-              </w:rPr>
-            </w:pPr>
             <w:r>
               <w:rPr>
+                <w:b w:val="0"/>
                 <w:sz w:val="24"/>
-                <w:szCs w:val="24"/>
               </w:rPr>
               <w:t>Địa chỉ trụ sở chính/Địa chỉ theo CCCD/Căn cước/Hộ chiếu:</w:t>
               <w:br/>
-              <w:t>....................................</w:t>
+            </w:r>
+            <w:r>
+              <w:rPr>
+                <w:rFonts w:ascii="JetBrainsMono NF ExtraBold" w:hAnsi="JetBrainsMono NF ExtraBold" w:eastAsia="JetBrainsMono NF ExtraBold" w:cs="JetBrainsMono NF ExtraBold"/>
+                <w:b w:val="0"/>
+                <w:sz w:val="24"/>
+              </w:rPr>
+              <w:t>{{sim_customer_new_address}}</w:t>
             </w:r>
           </w:p>
         </w:tc>
@@ -651,35 +647,129 @@
             </w:tcBorders>
           </w:tcPr>
           <w:p>
-            <w:pPr>
-              <w:pStyle w:val="Normal"/>
-              <w:widowControl/>
-              <w:spacing w:lineRule="auto" w:line="276" w:before="57" w:after="57"/>
-              <w:rPr>
-                <w:sz w:val="24"/>
-                <w:szCs w:val="24"/>
-              </w:rPr>
-            </w:pPr>
             <w:r>
               <w:rPr>
+                <w:b w:val="0"/>
                 <w:sz w:val="24"/>
-                <w:szCs w:val="24"/>
               </w:rPr>
-              <w:t>- Người đại diện/ủy quyền: ............................</w:t>
+              <w:t xml:space="preserve">- Người đại diện/ủy quyền: </w:t>
+            </w:r>
+            <w:r>
+              <w:rPr>
+                <w:rFonts w:ascii="JetBrainsMono NF ExtraBold" w:hAnsi="JetBrainsMono NF ExtraBold" w:eastAsia="JetBrainsMono NF ExtraBold" w:cs="JetBrainsMono NF ExtraBold"/>
+                <w:b w:val="0"/>
+                <w:sz w:val="24"/>
+              </w:rPr>
+              <w:t>{{sim_customer_new_name}}</w:t>
+            </w:r>
+            <w:r>
+              <w:rPr>
+                <w:b w:val="0"/>
+                <w:sz w:val="24"/>
+              </w:rPr>
               <w:br/>
-              <w:t>- Số ĐDCN/ĐDĐT/Hộ chiếu: ................</w:t>
+              <w:t xml:space="preserve">- Số ĐDCN/ĐDĐT/Hộ chiếu: </w:t>
+            </w:r>
+            <w:r>
+              <w:rPr>
+                <w:rFonts w:ascii="JetBrainsMono NF ExtraBold" w:hAnsi="JetBrainsMono NF ExtraBold" w:eastAsia="JetBrainsMono NF ExtraBold" w:cs="JetBrainsMono NF ExtraBold"/>
+                <w:b w:val="0"/>
+                <w:sz w:val="24"/>
+              </w:rPr>
+              <w:t>{{sim_customer_new_id_number}}</w:t>
+            </w:r>
+            <w:r>
+              <w:rPr>
+                <w:b w:val="0"/>
+                <w:sz w:val="24"/>
+              </w:rPr>
               <w:br/>
-              <w:t>- Ngày tháng năm sinh: ............</w:t>
+              <w:t xml:space="preserve">- Ngày tháng năm sinh: </w:t>
+            </w:r>
+            <w:r>
+              <w:rPr>
+                <w:b/>
+                <w:sz w:val="26"/>
+              </w:rPr>
+              <w:t>{{sim_customer_new_birth_date}}</w:t>
+            </w:r>
+            <w:r>
+              <w:rPr>
+                <w:b w:val="0"/>
+                <w:sz w:val="24"/>
+              </w:rPr>
               <w:br/>
-              <w:t>- Giới tính: ................</w:t>
+              <w:t xml:space="preserve">- Giới tính: </w:t>
+            </w:r>
+            <w:r>
+              <w:rPr>
+                <w:rFonts w:ascii="JetBrainsMono NF ExtraBold" w:hAnsi="JetBrainsMono NF ExtraBold" w:eastAsia="JetBrainsMono NF ExtraBold" w:cs="JetBrainsMono NF ExtraBold"/>
+                <w:b w:val="0"/>
+                <w:sz w:val="24"/>
+              </w:rPr>
+              <w:t>{{sim_customer_new_gender}}</w:t>
+            </w:r>
+            <w:r>
+              <w:rPr>
+                <w:b w:val="0"/>
+                <w:sz w:val="24"/>
+              </w:rPr>
               <w:br/>
-              <w:t>- Ngày cấp: ............</w:t>
+              <w:t xml:space="preserve">- Ngày cấp: </w:t>
+            </w:r>
+            <w:r>
+              <w:rPr>
+                <w:b/>
+                <w:sz w:val="26"/>
+              </w:rPr>
+              <w:t>{{sim_customer_new_issue_date}}</w:t>
+            </w:r>
+            <w:r>
+              <w:rPr>
+                <w:b w:val="0"/>
+                <w:sz w:val="24"/>
+              </w:rPr>
               <w:br/>
-              <w:t>- Nơi cấp/Đơn vị cấp: ............................</w:t>
+              <w:t xml:space="preserve">- Nơi cấp/Đơn vị cấp: </w:t>
+            </w:r>
+            <w:r>
+              <w:rPr>
+                <w:rFonts w:ascii="JetBrainsMono NF ExtraBold" w:hAnsi="JetBrainsMono NF ExtraBold" w:eastAsia="JetBrainsMono NF ExtraBold" w:cs="JetBrainsMono NF ExtraBold"/>
+                <w:b w:val="0"/>
+                <w:sz w:val="24"/>
+              </w:rPr>
+              <w:t>{{sim_customer_new_issue_place}}</w:t>
+            </w:r>
+            <w:r>
+              <w:rPr>
+                <w:b w:val="0"/>
+                <w:sz w:val="24"/>
+              </w:rPr>
               <w:br/>
-              <w:t>- Địa chỉ theo giấy tờ dùng để đăng ký thông tin thuê bao: ....................................</w:t>
+              <w:t xml:space="preserve">- Địa chỉ theo giấy tờ dùng để đăng ký thông tin thuê bao: </w:t>
+            </w:r>
+            <w:r>
+              <w:rPr>
+                <w:rFonts w:ascii="JetBrainsMono NF ExtraBold" w:hAnsi="JetBrainsMono NF ExtraBold" w:eastAsia="JetBrainsMono NF ExtraBold" w:cs="JetBrainsMono NF ExtraBold"/>
+                <w:b w:val="0"/>
+                <w:sz w:val="24"/>
+              </w:rPr>
+              <w:t>{{sim_customer_new_address}}</w:t>
+            </w:r>
+            <w:r>
+              <w:rPr>
+                <w:b w:val="0"/>
+                <w:sz w:val="24"/>
+              </w:rPr>
               <w:br/>
-              <w:t>- Quốc tịch: ☐ Việt Nam    ☐ Nước ngoài</w:t>
+              <w:t xml:space="preserve">- Quốc tịch: </w:t>
+            </w:r>
+            <w:r>
+              <w:rPr>
+                <w:b/>
+                <w:sz w:val="26"/>
+              </w:rPr>
+              <w:t>{{sim_customer_new_nationality}}</w:t>
             </w:r>
           </w:p>
         </w:tc>
@@ -744,21 +834,20 @@
             </w:tcBorders>
           </w:tcPr>
           <w:p>
-            <w:pPr>
-              <w:pStyle w:val="Normal"/>
-              <w:widowControl/>
-              <w:spacing w:lineRule="auto" w:line="276" w:before="57" w:after="57"/>
-              <w:rPr>
-                <w:sz w:val="24"/>
-                <w:szCs w:val="24"/>
-              </w:rPr>
-            </w:pPr>
             <w:r>
               <w:rPr>
+                <w:b w:val="0"/>
                 <w:sz w:val="24"/>
-                <w:szCs w:val="24"/>
               </w:rPr>
-              <w:t>- Nơi gửi thông báo cước và thanh toán: ....................................</w:t>
+              <w:t xml:space="preserve">- Nơi gửi thông báo cước và thanh toán: </w:t>
+            </w:r>
+            <w:r>
+              <w:rPr>
+                <w:rFonts w:ascii="JetBrainsMono NF ExtraBold" w:hAnsi="JetBrainsMono NF ExtraBold" w:eastAsia="JetBrainsMono NF ExtraBold" w:cs="JetBrainsMono NF ExtraBold"/>
+                <w:b w:val="0"/>
+                <w:sz w:val="24"/>
+              </w:rPr>
+              <w:t>{{sim_customer_new_address}}</w:t>
             </w:r>
           </w:p>
         </w:tc>
@@ -823,21 +912,20 @@
             </w:tcBorders>
           </w:tcPr>
           <w:p>
-            <w:pPr>
-              <w:pStyle w:val="Normal"/>
-              <w:widowControl/>
-              <w:spacing w:lineRule="auto" w:line="276" w:before="57" w:after="57"/>
-              <w:rPr>
-                <w:sz w:val="24"/>
-                <w:szCs w:val="24"/>
-              </w:rPr>
-            </w:pPr>
             <w:r>
               <w:rPr>
+                <w:b w:val="0"/>
                 <w:sz w:val="24"/>
-                <w:szCs w:val="24"/>
               </w:rPr>
-              <w:t>- Số điện thoại liên hệ: ................</w:t>
+              <w:t xml:space="preserve">- Số điện thoại liên hệ: </w:t>
+            </w:r>
+            <w:r>
+              <w:rPr>
+                <w:rFonts w:ascii="JetBrainsMono NF ExtraBold" w:hAnsi="JetBrainsMono NF ExtraBold" w:eastAsia="JetBrainsMono NF ExtraBold" w:cs="JetBrainsMono NF ExtraBold"/>
+                <w:b w:val="0"/>
+                <w:sz w:val="24"/>
+              </w:rPr>
+              <w:t>{{sim_customer_new_phone}}</w:t>
             </w:r>
           </w:p>
         </w:tc>
@@ -902,21 +990,20 @@
             </w:tcBorders>
           </w:tcPr>
           <w:p>
-            <w:pPr>
-              <w:pStyle w:val="Normal"/>
-              <w:widowControl/>
-              <w:spacing w:lineRule="auto" w:line="276" w:before="57" w:after="57"/>
-              <w:rPr>
-                <w:sz w:val="24"/>
-                <w:szCs w:val="24"/>
-              </w:rPr>
-            </w:pPr>
             <w:r>
               <w:rPr>
+                <w:b w:val="0"/>
                 <w:sz w:val="24"/>
-                <w:szCs w:val="24"/>
               </w:rPr>
-              <w:t>- Email: ........................</w:t>
+              <w:t xml:space="preserve">- Email: </w:t>
+            </w:r>
+            <w:r>
+              <w:rPr>
+                <w:rFonts w:ascii="JetBrainsMono NF ExtraBold" w:hAnsi="JetBrainsMono NF ExtraBold" w:eastAsia="JetBrainsMono NF ExtraBold" w:cs="JetBrainsMono NF ExtraBold"/>
+                <w:b w:val="0"/>
+                <w:sz w:val="24"/>
+              </w:rPr>
+              <w:t>{{sim_customer_new_email}}</w:t>
             </w:r>
           </w:p>
         </w:tc>
